--- a/Submission Forms and Templates/Lab Templates/MASA iOS Developer Test Report.docx
+++ b/Submission Forms and Templates/Lab Templates/MASA iOS Developer Test Report.docx
@@ -541,6 +541,65 @@
             <w:r>
               <w:t>(IN COMPLIANCE, REMEDIATION REQUIRED)</w:t>
             </w:r>
+          </w:p>
+        </w:tc>
+      </w:tr>
+      <w:tr>
+        <w:trPr>
+          <w:trHeight w:val="420"/>
+          <w:jc w:val="center"/>
+        </w:trPr>
+        <w:tc>
+          <w:tcPr>
+            <w:tcW w:w="5145" w:type="dxa"/>
+            <w:tcMar>
+              <w:top w:w="100" w:type="dxa"/>
+              <w:left w:w="100" w:type="dxa"/>
+              <w:bottom w:w="100" w:type="dxa"/>
+              <w:right w:w="100" w:type="dxa"/>
+            </w:tcMar>
+          </w:tcPr>
+          <w:p>
+            <w:pPr>
+              <w:widowControl w:val="0"/>
+              <w:spacing w:line="240" w:lineRule="auto"/>
+              <w:ind w:left="180"/>
+            </w:pPr>
+          </w:p>
+          <w:p>
+            <w:pPr>
+              <w:widowControl w:val="0"/>
+              <w:spacing w:line="240" w:lineRule="auto"/>
+              <w:ind w:left="180"/>
+            </w:pPr>
+            <w:r>
+              <w:t>Engagement team members</w:t>
+            </w:r>
+          </w:p>
+          <w:p>
+            <w:pPr>
+              <w:widowControl w:val="0"/>
+              <w:spacing w:line="240" w:lineRule="auto"/>
+              <w:ind w:left="180"/>
+            </w:pPr>
+          </w:p>
+        </w:tc>
+        <w:tc>
+          <w:tcPr>
+            <w:tcW w:w="4215" w:type="dxa"/>
+            <w:shd w:val="clear" w:color="auto" w:fill="EFEFEF"/>
+            <w:tcMar>
+              <w:top w:w="100" w:type="dxa"/>
+              <w:left w:w="100" w:type="dxa"/>
+              <w:bottom w:w="100" w:type="dxa"/>
+              <w:right w:w="100" w:type="dxa"/>
+            </w:tcMar>
+          </w:tcPr>
+          <w:p>
+            <w:pPr>
+              <w:widowControl w:val="0"/>
+              <w:spacing w:line="240" w:lineRule="auto"/>
+            </w:pPr>
           </w:p>
         </w:tc>
       </w:tr>
@@ -2904,7 +2963,15 @@
                 <w:color w:val="1155CC"/>
                 <w:u w:val="single"/>
               </w:rPr>
-              <w:t>1.5.2.2 WebView shall be configured to allow the minimum set of protocol handlers required while disabling potentially dangerous handlers</w:t>
+              <w:t xml:space="preserve">1.5.2.2 WebView shall be configured to allow the minimum set of protocol handlers </w:t>
+            </w:r>
+            <w:r>
+              <w:rPr>
+                <w:color w:val="1155CC"/>
+                <w:u w:val="single"/>
+              </w:rPr>
+              <w:lastRenderedPageBreak/>
+              <w:t>required while disabling potentially dangerous handlers</w:t>
             </w:r>
             <w:r>
               <w:rPr>
@@ -10370,6 +10437,7 @@
       <w:bookmarkStart w:id="26" w:name="_gceytwrpyu56" w:colFirst="0" w:colLast="0"/>
       <w:bookmarkEnd w:id="26"/>
       <w:r>
+        <w:lastRenderedPageBreak/>
         <w:t>Verification Result</w:t>
       </w:r>
     </w:p>
@@ -10834,6 +10902,7 @@
       <w:bookmarkStart w:id="35" w:name="_r735a8y5w530" w:colFirst="0" w:colLast="0"/>
       <w:bookmarkEnd w:id="35"/>
       <w:r>
+        <w:lastRenderedPageBreak/>
         <w:t>2.3 Auth</w:t>
       </w:r>
     </w:p>
@@ -11187,6 +11256,7 @@
       <w:bookmarkStart w:id="45" w:name="_1ymlcvw452od" w:colFirst="0" w:colLast="0"/>
       <w:bookmarkEnd w:id="45"/>
       <w:r>
+        <w:lastRenderedPageBreak/>
         <w:t>2.4.1.2 TLS configuration of network connections shall adhere to industry best practices</w:t>
       </w:r>
     </w:p>
@@ -11592,6 +11662,7 @@
               <w:rPr>
                 <w:color w:val="FFFFFF"/>
               </w:rPr>
+              <w:lastRenderedPageBreak/>
               <w:t>Result</w:t>
             </w:r>
           </w:p>
@@ -12068,6 +12139,7 @@
               <w:rPr>
                 <w:color w:val="FFFFFF"/>
               </w:rPr>
+              <w:lastRenderedPageBreak/>
               <w:t>Result</w:t>
             </w:r>
           </w:p>
@@ -12511,6 +12583,7 @@
       <w:bookmarkStart w:id="74" w:name="_eh2mgesrfyh4" w:colFirst="0" w:colLast="0"/>
       <w:bookmarkEnd w:id="74"/>
       <w:r>
+        <w:lastRenderedPageBreak/>
         <w:t>Verification Result</w:t>
       </w:r>
     </w:p>
@@ -12988,6 +13061,7 @@
       <w:bookmarkStart w:id="82" w:name="_r0ivgcvlh01n" w:colFirst="0" w:colLast="0"/>
       <w:bookmarkEnd w:id="82"/>
       <w:r>
+        <w:lastRenderedPageBreak/>
         <w:t>2.6 Code</w:t>
       </w:r>
     </w:p>
@@ -13382,6 +13456,7 @@
       <w:bookmarkStart w:id="94" w:name="_x80gkjfqwuoh" w:colFirst="0" w:colLast="0"/>
       <w:bookmarkEnd w:id="94"/>
       <w:r>
+        <w:lastRenderedPageBreak/>
         <w:t>Verification Result</w:t>
       </w:r>
     </w:p>
@@ -13840,6 +13915,7 @@
               <w:rPr>
                 <w:color w:val="FFFFFF"/>
               </w:rPr>
+              <w:lastRenderedPageBreak/>
               <w:t>Comment</w:t>
             </w:r>
           </w:p>
@@ -14221,6 +14297,7 @@
       <w:bookmarkStart w:id="114" w:name="_gt2ann8f7kxh" w:colFirst="0" w:colLast="0"/>
       <w:bookmarkEnd w:id="114"/>
       <w:r>
+        <w:lastRenderedPageBreak/>
         <w:t>2.8.2 The app is transparent about data collection and usage</w:t>
       </w:r>
     </w:p>
